--- a/paidagogiko/ΠΡΥ 060 - Διδακτική Πληροφορικής ΙΙ/assignment-anastoxasmos-25-10-2026/Σχέδιο Μαθήματος.docx
+++ b/paidagogiko/ΠΡΥ 060 - Διδακτική Πληροφορικής ΙΙ/assignment-anastoxasmos-25-10-2026/Σχέδιο Μαθήματος.docx
@@ -193,27 +193,9 @@
             <w:pPr>
               <w:spacing w:before="60" w:after="60"/>
               <w:jc w:val="both"/>
-              <w:rPr>
-                <w:lang w:val="en-GB"/>
-              </w:rPr>
-            </w:pPr>
-            <w:r>
-              <w:rPr>
-                <w:lang w:val="en-GB"/>
-              </w:rPr>
-              <w:t>Διαχείριση Ηλεκτρονικού Ταχυδρομείου</w:t>
-            </w:r>
-            <w:r>
-              <w:rPr>
-                <w:lang w:val="en-GB"/>
-              </w:rPr>
-              <w:t xml:space="preserve"> </w:t>
-            </w:r>
-            <w:r>
-              <w:rPr>
-                <w:lang w:val="en-GB"/>
-              </w:rPr>
-              <w:t>Α.5.2.Μ2</w:t>
+            </w:pPr>
+            <w:r>
+              <w:t>Διαχείριση Ηλεκτρονικού Ταχυδρομείου Α.5.2.Μ2</w:t>
             </w:r>
           </w:p>
         </w:tc>
@@ -1118,6 +1100,7 @@
           <w:b/>
           <w:sz w:val="22"/>
         </w:rPr>
+        <w:lastRenderedPageBreak/>
         <w:t>Πορεία διδασκαλίας</w:t>
       </w:r>
     </w:p>
@@ -1137,10 +1120,10 @@
       </w:tblPr>
       <w:tblGrid>
         <w:gridCol w:w="1354"/>
-        <w:gridCol w:w="3443"/>
-        <w:gridCol w:w="1343"/>
+        <w:gridCol w:w="3376"/>
+        <w:gridCol w:w="1276"/>
         <w:gridCol w:w="1852"/>
-        <w:gridCol w:w="2105"/>
+        <w:gridCol w:w="2239"/>
       </w:tblGrid>
       <w:tr>
         <w:trPr>
@@ -1479,15 +1462,7 @@
                 <w:color w:val="000000"/>
                 <w:szCs w:val="20"/>
               </w:rPr>
-              <w:t xml:space="preserve"> </w:t>
-            </w:r>
-            <w:r>
-              <w:rPr>
-                <w:rFonts w:cs="Arial"/>
-                <w:color w:val="000000"/>
-                <w:szCs w:val="20"/>
-              </w:rPr>
-              <w:t>Ο καθηγητής ρωτά ποιος μαθητής/τες ανήκουν στο μαθητικό συμβούλιο</w:t>
+              <w:t xml:space="preserve"> Ο καθηγητής ρωτά ποιος μαθητής/τες ανήκουν στο μαθητικό συμβούλιο</w:t>
             </w:r>
             <w:r>
               <w:rPr>
@@ -1641,15 +1616,7 @@
                 <w:color w:val="000000"/>
                 <w:szCs w:val="20"/>
               </w:rPr>
-              <w:t>Αμέσως ο</w:t>
-            </w:r>
-            <w:r>
-              <w:rPr>
-                <w:rFonts w:cs="Arial"/>
-                <w:color w:val="000000"/>
-                <w:szCs w:val="20"/>
-              </w:rPr>
-              <w:t>ι μαθητές κάθονται στους υπολογιστές</w:t>
+              <w:t>Αμέσως οι μαθητές κάθονται στους υπολογιστές</w:t>
             </w:r>
             <w:r>
               <w:rPr>
@@ -2299,60 +2266,16 @@
                 <w:rFonts w:cs="Arial"/>
                 <w:color w:val="000000"/>
                 <w:szCs w:val="20"/>
-                <w:lang w:val="en-US"/>
-              </w:rPr>
-            </w:pPr>
-            <w:r>
-              <w:rPr>
-                <w:rFonts w:cs="Arial"/>
-                <w:color w:val="000000"/>
-                <w:szCs w:val="20"/>
-              </w:rPr>
-              <w:t>α1.1</w:t>
-            </w:r>
-            <w:r>
-              <w:rPr>
-                <w:rFonts w:cs="Arial"/>
-                <w:color w:val="000000"/>
-                <w:szCs w:val="20"/>
-                <w:lang w:val="en-US"/>
-              </w:rPr>
-              <w:t>-</w:t>
-            </w:r>
-            <w:r>
-              <w:rPr>
-                <w:rFonts w:cs="Arial"/>
-                <w:color w:val="000000"/>
-                <w:szCs w:val="20"/>
-              </w:rPr>
-              <w:t>α1.</w:t>
-            </w:r>
-            <w:r>
-              <w:rPr>
-                <w:rFonts w:cs="Arial"/>
-                <w:color w:val="000000"/>
-                <w:szCs w:val="20"/>
-              </w:rPr>
-              <w:t>2</w:t>
-            </w:r>
-          </w:p>
-          <w:p>
-            <w:pPr>
-              <w:rPr>
-                <w:rFonts w:cs="Arial"/>
-                <w:color w:val="000000"/>
-                <w:szCs w:val="20"/>
-              </w:rPr>
-            </w:pPr>
-          </w:p>
-          <w:p>
-            <w:pPr>
-              <w:rPr>
-                <w:rFonts w:cs="Arial"/>
-                <w:color w:val="000000"/>
-                <w:szCs w:val="20"/>
-              </w:rPr>
-            </w:pPr>
+              </w:rPr>
+            </w:pPr>
+            <w:r>
+              <w:rPr>
+                <w:rFonts w:cs="Arial"/>
+                <w:color w:val="000000"/>
+                <w:szCs w:val="20"/>
+              </w:rPr>
+              <w:t>δ1</w:t>
+            </w:r>
           </w:p>
         </w:tc>
         <w:tc>
@@ -2649,26 +2572,58 @@
               <w:ind w:left="330"/>
               <w:rPr>
                 <w:rFonts w:cs="Arial"/>
-                <w:b/>
-                <w:bCs/>
-                <w:szCs w:val="20"/>
-              </w:rPr>
-            </w:pPr>
-            <w:r>
-              <w:rPr>
-                <w:rFonts w:cs="Arial"/>
-                <w:szCs w:val="20"/>
-              </w:rPr>
-              <w:t xml:space="preserve">Οι μαθητές καλούνται να λύσουν το </w:t>
-            </w:r>
-            <w:r>
-              <w:rPr>
-                <w:rFonts w:cs="Arial"/>
-                <w:b/>
-                <w:bCs/>
-                <w:szCs w:val="20"/>
-              </w:rPr>
-              <w:t>ΦΥΛΛΟ ΕΡΓΑΣΙΑΣ Α.5.2.Μ2</w:t>
+                <w:szCs w:val="20"/>
+              </w:rPr>
+            </w:pPr>
+            <w:r>
+              <w:rPr>
+                <w:rFonts w:cs="Arial"/>
+                <w:szCs w:val="20"/>
+              </w:rPr>
+              <w:t>Ο καθηγητής</w:t>
+            </w:r>
+            <w:r>
+              <w:rPr>
+                <w:rFonts w:cs="Arial"/>
+                <w:szCs w:val="20"/>
+              </w:rPr>
+              <w:t xml:space="preserve"> </w:t>
+            </w:r>
+            <w:r>
+              <w:rPr>
+                <w:rFonts w:cs="Arial"/>
+                <w:szCs w:val="20"/>
+              </w:rPr>
+              <w:t xml:space="preserve">αναμένει μια μικρή σύγχυση μέχρι οι μαθητές να ενωθούν αρχικά στο προσωπικό τους </w:t>
+            </w:r>
+            <w:r>
+              <w:rPr>
+                <w:rFonts w:cs="Arial"/>
+                <w:szCs w:val="20"/>
+                <w:lang w:val="en-US"/>
+              </w:rPr>
+              <w:t>email</w:t>
+            </w:r>
+            <w:r>
+              <w:rPr>
+                <w:rFonts w:cs="Arial"/>
+                <w:szCs w:val="20"/>
+              </w:rPr>
+              <w:t xml:space="preserve"> και υπολογίζει να πάρει περίπου </w:t>
+            </w:r>
+            <w:r>
+              <w:rPr>
+                <w:rFonts w:cs="Arial"/>
+                <w:szCs w:val="20"/>
+              </w:rPr>
+              <w:t>3’</w:t>
+            </w:r>
+            <w:r>
+              <w:rPr>
+                <w:rFonts w:cs="Arial"/>
+                <w:szCs w:val="20"/>
+              </w:rPr>
+              <w:t>.</w:t>
             </w:r>
           </w:p>
           <w:p>
@@ -2680,64 +2635,8 @@
               <w:rPr>
                 <w:rFonts w:cs="Arial"/>
                 <w:szCs w:val="20"/>
-                <w:lang w:val="en-US"/>
-              </w:rPr>
-            </w:pPr>
-            <w:r>
-              <w:rPr>
-                <w:rFonts w:cs="Arial"/>
-                <w:b/>
-                <w:bCs/>
-                <w:szCs w:val="20"/>
-              </w:rPr>
-              <w:t>Διαχείριση Ηλεκτρονικού Ταχυδρομείου</w:t>
-            </w:r>
-            <w:r>
-              <w:rPr>
-                <w:rFonts w:cs="Arial"/>
-                <w:b/>
-                <w:bCs/>
-                <w:szCs w:val="20"/>
-              </w:rPr>
-              <w:t xml:space="preserve"> </w:t>
-            </w:r>
-            <w:r>
-              <w:rPr>
-                <w:rFonts w:cs="Arial"/>
-                <w:szCs w:val="20"/>
-              </w:rPr>
-              <w:t xml:space="preserve"> </w:t>
-            </w:r>
-            <w:r>
-              <w:rPr>
-                <w:rFonts w:cs="Arial"/>
-                <w:szCs w:val="20"/>
-              </w:rPr>
-              <w:t>και συγκεκριμένα τις ασκήσεις 1</w:t>
-            </w:r>
-            <w:r>
-              <w:rPr>
-                <w:rFonts w:cs="Arial"/>
-                <w:szCs w:val="20"/>
-              </w:rPr>
-              <w:t xml:space="preserve">-10 από τις </w:t>
-            </w:r>
-            <w:r>
-              <w:rPr>
-                <w:rFonts w:cs="Arial"/>
-                <w:b/>
-                <w:bCs/>
-                <w:szCs w:val="20"/>
-              </w:rPr>
-              <w:t>Δραστηριότητες Εμπέδωσης</w:t>
-            </w:r>
-            <w:r>
-              <w:rPr>
-                <w:rFonts w:cs="Arial"/>
-                <w:szCs w:val="20"/>
-              </w:rPr>
-              <w:t xml:space="preserve"> </w:t>
-            </w:r>
+              </w:rPr>
+            </w:pPr>
           </w:p>
           <w:p>
             <w:pPr>
@@ -2747,11 +2646,27 @@
               <w:ind w:left="330"/>
               <w:rPr>
                 <w:rFonts w:cs="Arial"/>
-                <w:color w:val="000000"/>
-                <w:szCs w:val="20"/>
-                <w:lang w:val="en-US"/>
-              </w:rPr>
-            </w:pPr>
+                <w:b/>
+                <w:bCs/>
+                <w:szCs w:val="20"/>
+              </w:rPr>
+            </w:pPr>
+            <w:r>
+              <w:rPr>
+                <w:rFonts w:cs="Arial"/>
+                <w:szCs w:val="20"/>
+              </w:rPr>
+              <w:t xml:space="preserve">Οι μαθητές καλούνται να λύσουν το </w:t>
+            </w:r>
+            <w:r>
+              <w:rPr>
+                <w:rFonts w:cs="Arial"/>
+                <w:b/>
+                <w:bCs/>
+                <w:szCs w:val="20"/>
+              </w:rPr>
+              <w:t>ΦΥΛΛΟ ΕΡΓΑΣΙΑΣ Α.5.2.Μ2</w:t>
+            </w:r>
           </w:p>
           <w:p>
             <w:pPr>
@@ -2767,30 +2682,57 @@
             <w:r>
               <w:rPr>
                 <w:rFonts w:cs="Arial"/>
-                <w:szCs w:val="20"/>
-              </w:rPr>
-              <w:t xml:space="preserve">Ο </w:t>
-            </w:r>
-            <w:r>
-              <w:rPr>
-                <w:rFonts w:cs="Arial"/>
-                <w:szCs w:val="20"/>
-              </w:rPr>
-              <w:t>καθηγ</w:t>
-            </w:r>
-            <w:r>
-              <w:rPr>
-                <w:rFonts w:cs="Arial"/>
-                <w:szCs w:val="20"/>
-              </w:rPr>
-              <w:t>ητής</w:t>
-            </w:r>
-            <w:r>
-              <w:rPr>
-                <w:rFonts w:cs="Arial"/>
-                <w:szCs w:val="20"/>
-              </w:rPr>
-              <w:t xml:space="preserve"> εποπτεύει, συμβουλεύει και λύνει τις απορίες των μαθητών.</w:t>
+                <w:b/>
+                <w:bCs/>
+                <w:szCs w:val="20"/>
+              </w:rPr>
+              <w:t>Διαχείριση Ηλεκτρονικού Ταχυδρομείου</w:t>
+            </w:r>
+            <w:r>
+              <w:rPr>
+                <w:rFonts w:cs="Arial"/>
+                <w:b/>
+                <w:bCs/>
+                <w:szCs w:val="20"/>
+              </w:rPr>
+              <w:t xml:space="preserve"> </w:t>
+            </w:r>
+            <w:r>
+              <w:rPr>
+                <w:rFonts w:cs="Arial"/>
+                <w:szCs w:val="20"/>
+              </w:rPr>
+              <w:t xml:space="preserve"> </w:t>
+            </w:r>
+            <w:r>
+              <w:rPr>
+                <w:rFonts w:cs="Arial"/>
+                <w:szCs w:val="20"/>
+              </w:rPr>
+              <w:t>και συγκεκριμένα τις ασκήσεις 1</w:t>
+            </w:r>
+            <w:r>
+              <w:rPr>
+                <w:rFonts w:cs="Arial"/>
+                <w:szCs w:val="20"/>
+              </w:rPr>
+              <w:t xml:space="preserve">-10 από τις </w:t>
+            </w:r>
+            <w:r>
+              <w:rPr>
+                <w:rFonts w:cs="Arial"/>
+                <w:b/>
+                <w:bCs/>
+                <w:szCs w:val="20"/>
+              </w:rPr>
+              <w:t>Δραστηριότητες Εμπέδωσης</w:t>
+            </w:r>
+            <w:r>
+              <w:rPr>
+                <w:rFonts w:cs="Arial"/>
+                <w:szCs w:val="20"/>
+              </w:rPr>
+              <w:t xml:space="preserve"> </w:t>
             </w:r>
           </w:p>
           <w:p>
@@ -2801,6 +2743,7 @@
               <w:ind w:left="330"/>
               <w:rPr>
                 <w:rFonts w:cs="Arial"/>
+                <w:color w:val="000000"/>
                 <w:szCs w:val="20"/>
               </w:rPr>
             </w:pPr>
@@ -2814,79 +2757,35 @@
               <w:rPr>
                 <w:rFonts w:cs="Arial"/>
                 <w:szCs w:val="20"/>
-                <w:lang w:val="en-US"/>
-              </w:rPr>
-            </w:pPr>
-            <w:r>
-              <w:rPr>
-                <w:rFonts w:cs="Arial"/>
-                <w:szCs w:val="20"/>
-              </w:rPr>
-              <w:t xml:space="preserve"> </w:t>
-            </w:r>
-            <w:r>
-              <w:rPr>
-                <w:rFonts w:cs="Arial"/>
-                <w:szCs w:val="20"/>
-              </w:rPr>
-              <w:t>Ο καθηγητής</w:t>
-            </w:r>
-            <w:r>
-              <w:rPr>
-                <w:rFonts w:cs="Arial"/>
-                <w:szCs w:val="20"/>
-              </w:rPr>
-              <w:t xml:space="preserve"> </w:t>
-            </w:r>
-            <w:r>
-              <w:rPr>
-                <w:rFonts w:cs="Arial"/>
-                <w:szCs w:val="20"/>
-              </w:rPr>
-              <w:t xml:space="preserve">αναμένει μια μικρή </w:t>
-            </w:r>
-            <w:r>
-              <w:rPr>
-                <w:rFonts w:cs="Arial"/>
-                <w:szCs w:val="20"/>
-              </w:rPr>
-              <w:t>σύγχυση</w:t>
-            </w:r>
-            <w:r>
-              <w:rPr>
-                <w:rFonts w:cs="Arial"/>
-                <w:szCs w:val="20"/>
-              </w:rPr>
-              <w:t xml:space="preserve"> μέχρι οι μαθητές να </w:t>
-            </w:r>
-            <w:r>
-              <w:rPr>
-                <w:rFonts w:cs="Arial"/>
-                <w:szCs w:val="20"/>
-              </w:rPr>
-              <w:t>ενωθούν</w:t>
-            </w:r>
-            <w:r>
-              <w:rPr>
-                <w:rFonts w:cs="Arial"/>
-                <w:szCs w:val="20"/>
-              </w:rPr>
-              <w:t xml:space="preserve"> αρχικά στο προσωπικό τους </w:t>
-            </w:r>
-            <w:r>
-              <w:rPr>
-                <w:rFonts w:cs="Arial"/>
-                <w:szCs w:val="20"/>
-                <w:lang w:val="en-US"/>
-              </w:rPr>
-              <w:t>email</w:t>
-            </w:r>
-            <w:r>
-              <w:rPr>
-                <w:rFonts w:cs="Arial"/>
-                <w:szCs w:val="20"/>
-              </w:rPr>
-              <w:t>(3’)</w:t>
+              </w:rPr>
+            </w:pPr>
+            <w:r>
+              <w:rPr>
+                <w:rFonts w:cs="Arial"/>
+                <w:szCs w:val="20"/>
+              </w:rPr>
+              <w:t xml:space="preserve">Ο </w:t>
+            </w:r>
+            <w:r>
+              <w:rPr>
+                <w:rFonts w:cs="Arial"/>
+                <w:szCs w:val="20"/>
+              </w:rPr>
+              <w:t>καθηγ</w:t>
+            </w:r>
+            <w:r>
+              <w:rPr>
+                <w:rFonts w:cs="Arial"/>
+                <w:szCs w:val="20"/>
+              </w:rPr>
+              <w:t>ητής</w:t>
+            </w:r>
+            <w:r>
+              <w:rPr>
+                <w:rFonts w:cs="Arial"/>
+                <w:szCs w:val="20"/>
+              </w:rPr>
+              <w:t xml:space="preserve"> εποπτεύει, συμβουλεύει και λύνει τις απορίες των μαθητών.</w:t>
             </w:r>
           </w:p>
           <w:p>
@@ -2899,7 +2798,6 @@
                 <w:rFonts w:cs="Arial"/>
                 <w:color w:val="000000"/>
                 <w:szCs w:val="20"/>
-                <w:lang w:val="en-US"/>
               </w:rPr>
             </w:pPr>
           </w:p>
@@ -2945,7 +2843,7 @@
                 <w:color w:val="000000"/>
                 <w:szCs w:val="20"/>
               </w:rPr>
-              <w:t>σκηση 26, σελίδα 137. Είναι θεωρητική και χρειάζεται κριτική σκέψη και κατανόηση του μαθήματος.</w:t>
+              <w:t>σκηση 26, σελίδα 137. Είναι θεωρητική και χρειάζεται κατανόηση του μαθήματος.</w:t>
             </w:r>
           </w:p>
           <w:p>
@@ -2981,6 +2879,7 @@
                 <w:color w:val="000000"/>
                 <w:szCs w:val="20"/>
               </w:rPr>
+              <w:lastRenderedPageBreak/>
               <w:t>κ3,κ7</w:t>
             </w:r>
           </w:p>
@@ -3038,95 +2937,61 @@
           </w:tcPr>
           <w:p>
             <w:pPr>
-              <w:pStyle w:val="ListParagraph"/>
               <w:numPr>
                 <w:ilvl w:val="0"/>
-                <w:numId w:val="18"/>
+                <w:numId w:val="5"/>
               </w:numPr>
-              <w:rPr>
-                <w:rFonts w:cs="Arial"/>
-                <w:szCs w:val="20"/>
-              </w:rPr>
-            </w:pPr>
-            <w:r>
-              <w:rPr>
-                <w:rFonts w:cs="Arial"/>
-                <w:szCs w:val="20"/>
-                <w:lang w:val="en-US"/>
-              </w:rPr>
-              <w:t>H</w:t>
-            </w:r>
-            <w:r>
-              <w:rPr>
-                <w:rFonts w:cs="Arial"/>
-                <w:szCs w:val="20"/>
-              </w:rPr>
-              <w:t>/</w:t>
-            </w:r>
-            <w:r>
-              <w:rPr>
-                <w:rFonts w:cs="Arial"/>
-                <w:szCs w:val="20"/>
-                <w:lang w:val="en-US"/>
-              </w:rPr>
-              <w:t>Y</w:t>
-            </w:r>
-            <w:r>
-              <w:rPr>
-                <w:rFonts w:cs="Arial"/>
-                <w:szCs w:val="20"/>
-              </w:rPr>
-              <w:t xml:space="preserve"> μαθητών</w:t>
-            </w:r>
-          </w:p>
-          <w:p>
-            <w:pPr>
-              <w:pStyle w:val="ListParagraph"/>
-              <w:numPr>
-                <w:ilvl w:val="0"/>
-                <w:numId w:val="18"/>
-              </w:numPr>
-              <w:rPr>
-                <w:rFonts w:cs="Arial"/>
-                <w:szCs w:val="20"/>
-              </w:rPr>
-            </w:pPr>
-            <w:r>
-              <w:rPr>
-                <w:rFonts w:cs="Arial"/>
-                <w:szCs w:val="20"/>
-              </w:rPr>
-              <w:t xml:space="preserve">Φύλλο εργασίας </w:t>
-            </w:r>
-            <w:r>
-              <w:rPr>
-                <w:rFonts w:cs="Arial"/>
-                <w:szCs w:val="20"/>
-                <w:lang w:val="en-US"/>
-              </w:rPr>
-              <w:t>B</w:t>
-            </w:r>
-            <w:r>
-              <w:rPr>
-                <w:rFonts w:cs="Arial"/>
-                <w:szCs w:val="20"/>
-              </w:rPr>
-              <w:t>4.2.Μ6</w:t>
-            </w:r>
-          </w:p>
-          <w:p>
-            <w:pPr>
               <w:tabs>
                 <w:tab w:val="num" w:pos="330"/>
               </w:tabs>
-              <w:ind w:left="1890"/>
-              <w:jc w:val="both"/>
-              <w:rPr>
-                <w:rFonts w:cs="Arial"/>
-                <w:color w:val="000000"/>
-                <w:szCs w:val="20"/>
-              </w:rPr>
-            </w:pPr>
+              <w:ind w:left="330" w:hanging="220"/>
+              <w:rPr>
+                <w:rFonts w:cs="Arial"/>
+                <w:color w:val="000000"/>
+                <w:szCs w:val="20"/>
+              </w:rPr>
+            </w:pPr>
+            <w:r>
+              <w:rPr>
+                <w:rFonts w:cs="Arial"/>
+                <w:color w:val="000000"/>
+                <w:szCs w:val="20"/>
+              </w:rPr>
+              <w:t>H/Y μαθητών</w:t>
+            </w:r>
+          </w:p>
+          <w:p>
+            <w:pPr>
+              <w:numPr>
+                <w:ilvl w:val="0"/>
+                <w:numId w:val="5"/>
+              </w:numPr>
+              <w:tabs>
+                <w:tab w:val="num" w:pos="330"/>
+              </w:tabs>
+              <w:ind w:left="330" w:hanging="220"/>
+              <w:rPr>
+                <w:rFonts w:cs="Arial"/>
+                <w:color w:val="000000"/>
+                <w:szCs w:val="20"/>
+              </w:rPr>
+            </w:pPr>
+            <w:r>
+              <w:rPr>
+                <w:rFonts w:cs="Arial"/>
+                <w:color w:val="000000"/>
+                <w:szCs w:val="20"/>
+              </w:rPr>
+              <w:t>Φύλλο εργασίας B4.2.Μ6</w:t>
+            </w:r>
+            <w:r>
+              <w:rPr>
+                <w:rFonts w:cs="Arial"/>
+                <w:color w:val="000000"/>
+                <w:szCs w:val="20"/>
+              </w:rPr>
+              <w:t xml:space="preserve"> του βιβλίου</w:t>
+            </w:r>
           </w:p>
         </w:tc>
       </w:tr>
@@ -3580,64 +3445,49 @@
           </w:tcPr>
           <w:p>
             <w:pPr>
-              <w:pStyle w:val="ListParagraph"/>
               <w:numPr>
                 <w:ilvl w:val="0"/>
-                <w:numId w:val="19"/>
+                <w:numId w:val="5"/>
               </w:numPr>
-              <w:rPr>
-                <w:rFonts w:cs="Arial"/>
-                <w:szCs w:val="20"/>
-              </w:rPr>
-            </w:pPr>
-            <w:r>
-              <w:rPr>
-                <w:rFonts w:cs="Arial"/>
-                <w:szCs w:val="20"/>
-                <w:lang w:val="en-US"/>
-              </w:rPr>
-              <w:t>H</w:t>
-            </w:r>
-            <w:r>
-              <w:rPr>
-                <w:rFonts w:cs="Arial"/>
-                <w:szCs w:val="20"/>
-              </w:rPr>
-              <w:t>/</w:t>
-            </w:r>
-            <w:r>
-              <w:rPr>
-                <w:rFonts w:cs="Arial"/>
-                <w:szCs w:val="20"/>
-                <w:lang w:val="en-US"/>
-              </w:rPr>
-              <w:t>Y</w:t>
-            </w:r>
-            <w:r>
-              <w:rPr>
-                <w:rFonts w:cs="Arial"/>
-                <w:szCs w:val="20"/>
-              </w:rPr>
-              <w:t xml:space="preserve"> μαθητών</w:t>
-            </w:r>
-          </w:p>
-          <w:p>
-            <w:pPr>
-              <w:pStyle w:val="ListParagraph"/>
+              <w:tabs>
+                <w:tab w:val="num" w:pos="330"/>
+              </w:tabs>
+              <w:ind w:left="330" w:hanging="220"/>
+              <w:rPr>
+                <w:rFonts w:cs="Arial"/>
+                <w:color w:val="000000"/>
+                <w:szCs w:val="20"/>
+              </w:rPr>
+            </w:pPr>
+            <w:r>
+              <w:rPr>
+                <w:rFonts w:cs="Arial"/>
+                <w:color w:val="000000"/>
+                <w:szCs w:val="20"/>
+              </w:rPr>
+              <w:t>H/Y μαθητών</w:t>
+            </w:r>
+          </w:p>
+          <w:p>
+            <w:pPr>
               <w:numPr>
                 <w:ilvl w:val="0"/>
-                <w:numId w:val="19"/>
+                <w:numId w:val="5"/>
               </w:numPr>
-              <w:rPr>
-                <w:rFonts w:cs="Arial"/>
-                <w:b/>
-                <w:bCs/>
-                <w:szCs w:val="20"/>
-              </w:rPr>
-            </w:pPr>
-            <w:r>
-              <w:rPr>
-                <w:rFonts w:cs="Arial"/>
+              <w:tabs>
+                <w:tab w:val="num" w:pos="330"/>
+              </w:tabs>
+              <w:ind w:left="330" w:hanging="220"/>
+              <w:rPr>
+                <w:rFonts w:cs="Arial"/>
+                <w:color w:val="000000"/>
+                <w:szCs w:val="20"/>
+              </w:rPr>
+            </w:pPr>
+            <w:r>
+              <w:rPr>
+                <w:rFonts w:cs="Arial"/>
+                <w:color w:val="000000"/>
                 <w:szCs w:val="20"/>
               </w:rPr>
               <w:t xml:space="preserve">Αρχείο </w:t>
@@ -3645,8 +3495,7 @@
             <w:r>
               <w:rPr>
                 <w:rFonts w:cs="Arial"/>
-                <w:b/>
-                <w:bCs/>
+                <w:color w:val="000000"/>
                 <w:szCs w:val="20"/>
               </w:rPr>
               <w:t>Αξιολόγησης Προώθηση Email.docx</w:t>
@@ -3654,18 +3503,10 @@
           </w:p>
           <w:p>
             <w:pPr>
-              <w:ind w:left="110"/>
-              <w:rPr>
-                <w:rFonts w:cs="Arial"/>
-                <w:color w:val="000000"/>
-                <w:szCs w:val="20"/>
-              </w:rPr>
-            </w:pPr>
-          </w:p>
-          <w:p>
-            <w:pPr>
-              <w:rPr>
-                <w:rFonts w:cs="Arial"/>
+              <w:ind w:left="330"/>
+              <w:rPr>
+                <w:rFonts w:cs="Arial"/>
+                <w:color w:val="000000"/>
                 <w:szCs w:val="20"/>
               </w:rPr>
             </w:pPr>
@@ -3725,6 +3566,14 @@
               </w:rPr>
               <w:t>Σύνοψη</w:t>
             </w:r>
+            <w:r>
+              <w:rPr>
+                <w:rFonts w:cs="Arial"/>
+                <w:color w:val="000000"/>
+                <w:szCs w:val="20"/>
+              </w:rPr>
+              <w:t xml:space="preserve"> 5΄</w:t>
+            </w:r>
           </w:p>
         </w:tc>
         <w:tc>
@@ -3793,6 +3642,40 @@
                 <w:szCs w:val="20"/>
               </w:rPr>
             </w:pPr>
+            <w:r>
+              <w:rPr>
+                <w:rFonts w:cs="Arial"/>
+                <w:color w:val="000000"/>
+                <w:szCs w:val="20"/>
+              </w:rPr>
+              <w:t>α1.1</w:t>
+            </w:r>
+            <w:r>
+              <w:rPr>
+                <w:rFonts w:cs="Arial"/>
+                <w:color w:val="000000"/>
+                <w:szCs w:val="20"/>
+                <w:lang w:val="en-US"/>
+              </w:rPr>
+              <w:t xml:space="preserve"> - </w:t>
+            </w:r>
+            <w:r>
+              <w:rPr>
+                <w:rFonts w:cs="Arial"/>
+                <w:color w:val="000000"/>
+                <w:szCs w:val="20"/>
+              </w:rPr>
+              <w:t>α1.</w:t>
+            </w:r>
+            <w:r>
+              <w:rPr>
+                <w:rFonts w:cs="Arial"/>
+                <w:color w:val="000000"/>
+                <w:szCs w:val="20"/>
+                <w:lang w:val="en-US"/>
+              </w:rPr>
+              <w:t>2</w:t>
+            </w:r>
           </w:p>
         </w:tc>
         <w:tc>
@@ -3815,12 +3698,56 @@
           </w:tcPr>
           <w:p>
             <w:pPr>
-              <w:rPr>
-                <w:rFonts w:cs="Arial"/>
-                <w:color w:val="000000"/>
-                <w:szCs w:val="20"/>
-              </w:rPr>
-            </w:pPr>
+              <w:numPr>
+                <w:ilvl w:val="0"/>
+                <w:numId w:val="5"/>
+              </w:numPr>
+              <w:tabs>
+                <w:tab w:val="num" w:pos="330"/>
+              </w:tabs>
+              <w:ind w:left="330" w:hanging="220"/>
+              <w:rPr>
+                <w:rFonts w:cs="Arial"/>
+                <w:color w:val="000000"/>
+                <w:szCs w:val="20"/>
+              </w:rPr>
+            </w:pPr>
+            <w:r>
+              <w:rPr>
+                <w:rFonts w:cs="Arial"/>
+                <w:color w:val="000000"/>
+                <w:szCs w:val="20"/>
+              </w:rPr>
+              <w:t xml:space="preserve">Αρχείο </w:t>
+            </w:r>
+            <w:r>
+              <w:rPr>
+                <w:rFonts w:cs="Arial"/>
+                <w:b/>
+                <w:bCs/>
+                <w:color w:val="000000"/>
+                <w:szCs w:val="20"/>
+              </w:rPr>
+              <w:t xml:space="preserve">A5.2 Μ2 - </w:t>
+            </w:r>
+            <w:r>
+              <w:rPr>
+                <w:rFonts w:cs="Arial"/>
+                <w:color w:val="000000"/>
+                <w:szCs w:val="20"/>
+              </w:rPr>
+              <w:t>Ανακεφαλαίωση</w:t>
+            </w:r>
+            <w:r>
+              <w:rPr>
+                <w:rFonts w:cs="Arial"/>
+                <w:b/>
+                <w:bCs/>
+                <w:color w:val="000000"/>
+                <w:szCs w:val="20"/>
+              </w:rPr>
+              <w:t>.pptx</w:t>
+            </w:r>
           </w:p>
         </w:tc>
       </w:tr>
@@ -3857,76 +3784,6 @@
           <w:tcPr>
             <w:tcW w:w="1718" w:type="pct"/>
           </w:tcPr>
-          <w:p>
-            <w:pPr>
-              <w:numPr>
-                <w:ilvl w:val="0"/>
-                <w:numId w:val="5"/>
-              </w:numPr>
-              <w:tabs>
-                <w:tab w:val="num" w:pos="330"/>
-              </w:tabs>
-              <w:ind w:left="330" w:hanging="220"/>
-              <w:rPr>
-                <w:rFonts w:cs="Arial"/>
-                <w:color w:val="000000"/>
-                <w:szCs w:val="20"/>
-              </w:rPr>
-            </w:pPr>
-            <w:r>
-              <w:rPr>
-                <w:rFonts w:cs="Arial"/>
-                <w:color w:val="000000"/>
-                <w:szCs w:val="20"/>
-              </w:rPr>
-              <w:t xml:space="preserve"> </w:t>
-            </w:r>
-          </w:p>
-          <w:p>
-            <w:pPr>
-              <w:rPr>
-                <w:rFonts w:cs="Arial"/>
-                <w:color w:val="000000"/>
-                <w:szCs w:val="20"/>
-              </w:rPr>
-            </w:pPr>
-          </w:p>
-          <w:p>
-            <w:pPr>
-              <w:rPr>
-                <w:rFonts w:cs="Arial"/>
-                <w:color w:val="000000"/>
-                <w:szCs w:val="20"/>
-              </w:rPr>
-            </w:pPr>
-          </w:p>
-          <w:p>
-            <w:pPr>
-              <w:rPr>
-                <w:rFonts w:cs="Arial"/>
-                <w:color w:val="000000"/>
-                <w:szCs w:val="20"/>
-              </w:rPr>
-            </w:pPr>
-          </w:p>
-          <w:p>
-            <w:pPr>
-              <w:rPr>
-                <w:rFonts w:cs="Arial"/>
-                <w:color w:val="000000"/>
-                <w:szCs w:val="20"/>
-              </w:rPr>
-            </w:pPr>
-          </w:p>
-          <w:p>
-            <w:pPr>
-              <w:rPr>
-                <w:rFonts w:cs="Arial"/>
-                <w:color w:val="000000"/>
-                <w:szCs w:val="20"/>
-              </w:rPr>
-            </w:pPr>
-          </w:p>
           <w:p>
             <w:pPr>
               <w:rPr>
@@ -7378,6 +7235,7 @@
   <w:style w:type="character" w:default="1" w:styleId="DefaultParagraphFont">
     <w:name w:val="Default Paragraph Font"/>
     <w:uiPriority w:val="1"/>
+    <w:semiHidden/>
     <w:unhideWhenUsed/>
   </w:style>
   <w:style w:type="table" w:default="1" w:styleId="TableNormal">

--- a/paidagogiko/ΠΡΥ 060 - Διδακτική Πληροφορικής ΙΙ/assignment-anastoxasmos-25-10-2026/Σχέδιο Μαθήματος.docx
+++ b/paidagogiko/ΠΡΥ 060 - Διδακτική Πληροφορικής ΙΙ/assignment-anastoxasmos-25-10-2026/Σχέδιο Μαθήματος.docx
@@ -307,12 +307,21 @@
                 <w:bCs/>
               </w:rPr>
             </w:pPr>
+            <w:proofErr w:type="spellStart"/>
             <w:r>
               <w:rPr>
                 <w:b/>
                 <w:bCs/>
               </w:rPr>
-              <w:t>Αρ. Μαθητών:</w:t>
+              <w:t>Αρ</w:t>
+            </w:r>
+            <w:proofErr w:type="spellEnd"/>
+            <w:r>
+              <w:rPr>
+                <w:b/>
+                <w:bCs/>
+              </w:rPr>
+              <w:t>. Μαθητών:</w:t>
             </w:r>
           </w:p>
         </w:tc>
@@ -470,8 +479,17 @@
           <w:rFonts w:cs="Arial"/>
           <w:color w:val="000000"/>
         </w:rPr>
-        <w:t>Οι μαθητές/τριες</w:t>
+        <w:t>Οι μαθητές/</w:t>
       </w:r>
+      <w:proofErr w:type="spellStart"/>
+      <w:r>
+        <w:rPr>
+          <w:rFonts w:cs="Arial"/>
+          <w:color w:val="000000"/>
+        </w:rPr>
+        <w:t>τριες</w:t>
+      </w:r>
+      <w:proofErr w:type="spellEnd"/>
       <w:r>
         <w:rPr>
           <w:rFonts w:cs="Arial"/>
@@ -685,7 +703,25 @@
           <w:szCs w:val="22"/>
           <w:lang w:val="en-GB"/>
         </w:rPr>
-        <w:t xml:space="preserve">Inbox, Send, Delete, Reply, Reply all, Forward, Cc, Bcc, Attach, Open, Save, Save as, Contacts. </w:t>
+        <w:t xml:space="preserve">Inbox, Send, Delete, Reply, </w:t>
+      </w:r>
+      <w:proofErr w:type="gramStart"/>
+      <w:r>
+        <w:rPr>
+          <w:sz w:val="22"/>
+          <w:szCs w:val="22"/>
+          <w:lang w:val="en-GB"/>
+        </w:rPr>
+        <w:t>Reply</w:t>
+      </w:r>
+      <w:proofErr w:type="gramEnd"/>
+      <w:r>
+        <w:rPr>
+          <w:sz w:val="22"/>
+          <w:szCs w:val="22"/>
+          <w:lang w:val="en-GB"/>
+        </w:rPr>
+        <w:t xml:space="preserve"> all, Forward, Cc, Bcc, Attach, Open, Save, Save as, Contacts. </w:t>
       </w:r>
     </w:p>
     <w:p>
@@ -734,8 +770,19 @@
           <w:sz w:val="22"/>
           <w:szCs w:val="22"/>
         </w:rPr>
-        <w:t>Οι μαθητές/τριες</w:t>
+        <w:t>Οι μαθητές/</w:t>
       </w:r>
+      <w:proofErr w:type="spellStart"/>
+      <w:r>
+        <w:rPr>
+          <w:rFonts w:cs="Arial"/>
+          <w:color w:val="000000"/>
+          <w:sz w:val="22"/>
+          <w:szCs w:val="22"/>
+        </w:rPr>
+        <w:t>τριες</w:t>
+      </w:r>
+      <w:proofErr w:type="spellEnd"/>
       <w:r>
         <w:rPr>
           <w:rFonts w:cs="Arial"/>
@@ -966,6 +1013,7 @@
           <w:szCs w:val="22"/>
         </w:rPr>
       </w:pPr>
+      <w:proofErr w:type="spellStart"/>
       <w:r>
         <w:rPr>
           <w:sz w:val="22"/>
@@ -974,6 +1022,7 @@
         </w:rPr>
         <w:t>NetSupport</w:t>
       </w:r>
+      <w:proofErr w:type="spellEnd"/>
     </w:p>
     <w:p>
       <w:pPr>
@@ -1120,10 +1169,10 @@
       </w:tblPr>
       <w:tblGrid>
         <w:gridCol w:w="1354"/>
-        <w:gridCol w:w="3376"/>
-        <w:gridCol w:w="1276"/>
+        <w:gridCol w:w="3608"/>
+        <w:gridCol w:w="910"/>
         <w:gridCol w:w="1852"/>
-        <w:gridCol w:w="2239"/>
+        <w:gridCol w:w="2373"/>
       </w:tblGrid>
       <w:tr>
         <w:trPr>
@@ -1131,7 +1180,7 @@
         </w:trPr>
         <w:tc>
           <w:tcPr>
-            <w:tcW w:w="666" w:type="pct"/>
+            <w:tcW w:w="670" w:type="pct"/>
             <w:shd w:val="clear" w:color="auto" w:fill="C0C0C0"/>
             <w:vAlign w:val="center"/>
           </w:tcPr>
@@ -1160,7 +1209,7 @@
         </w:tc>
         <w:tc>
           <w:tcPr>
-            <w:tcW w:w="1718" w:type="pct"/>
+            <w:tcW w:w="1941" w:type="pct"/>
             <w:shd w:val="clear" w:color="auto" w:fill="C0C0C0"/>
             <w:vAlign w:val="center"/>
           </w:tcPr>
@@ -1189,7 +1238,7 @@
         </w:tc>
         <w:tc>
           <w:tcPr>
-            <w:tcW w:w="678" w:type="pct"/>
+            <w:tcW w:w="363" w:type="pct"/>
             <w:shd w:val="clear" w:color="auto" w:fill="C0C0C0"/>
             <w:vAlign w:val="center"/>
           </w:tcPr>
@@ -1215,7 +1264,7 @@
         </w:tc>
         <w:tc>
           <w:tcPr>
-            <w:tcW w:w="883" w:type="pct"/>
+            <w:tcW w:w="917" w:type="pct"/>
             <w:shd w:val="clear" w:color="auto" w:fill="C0C0C0"/>
             <w:vAlign w:val="center"/>
           </w:tcPr>
@@ -1257,7 +1306,7 @@
         </w:tc>
         <w:tc>
           <w:tcPr>
-            <w:tcW w:w="1055" w:type="pct"/>
+            <w:tcW w:w="1109" w:type="pct"/>
             <w:shd w:val="clear" w:color="auto" w:fill="C0C0C0"/>
             <w:vAlign w:val="center"/>
           </w:tcPr>
@@ -1304,7 +1353,7 @@
         </w:trPr>
         <w:tc>
           <w:tcPr>
-            <w:tcW w:w="666" w:type="pct"/>
+            <w:tcW w:w="670" w:type="pct"/>
             <w:vAlign w:val="center"/>
           </w:tcPr>
           <w:p>
@@ -1355,7 +1404,7 @@
         </w:tc>
         <w:tc>
           <w:tcPr>
-            <w:tcW w:w="1718" w:type="pct"/>
+            <w:tcW w:w="1941" w:type="pct"/>
           </w:tcPr>
           <w:p>
             <w:pPr>
@@ -1438,6 +1487,7 @@
               </w:rPr>
               <w:t xml:space="preserve">χρήση του αρχείου </w:t>
             </w:r>
+            <w:proofErr w:type="spellStart"/>
             <w:r>
               <w:rPr>
                 <w:rFonts w:cs="Arial"/>
@@ -1446,7 +1496,18 @@
                 <w:color w:val="000000"/>
                 <w:szCs w:val="20"/>
               </w:rPr>
-              <w:t>aformisi.pptx</w:t>
+              <w:t>Αφόρμιση</w:t>
+            </w:r>
+            <w:proofErr w:type="spellEnd"/>
+            <w:r>
+              <w:rPr>
+                <w:rFonts w:cs="Arial"/>
+                <w:b/>
+                <w:bCs/>
+                <w:color w:val="000000"/>
+                <w:szCs w:val="20"/>
+              </w:rPr>
+              <w:t xml:space="preserve"> - Αλλαγή Ώρας Εκδρομής</w:t>
             </w:r>
             <w:r>
               <w:rPr>
@@ -1640,7 +1701,7 @@
         </w:tc>
         <w:tc>
           <w:tcPr>
-            <w:tcW w:w="678" w:type="pct"/>
+            <w:tcW w:w="363" w:type="pct"/>
           </w:tcPr>
           <w:p>
             <w:pPr>
@@ -1728,7 +1789,7 @@
         </w:tc>
         <w:tc>
           <w:tcPr>
-            <w:tcW w:w="883" w:type="pct"/>
+            <w:tcW w:w="917" w:type="pct"/>
           </w:tcPr>
           <w:p>
             <w:pPr>
@@ -1784,7 +1845,7 @@
         </w:tc>
         <w:tc>
           <w:tcPr>
-            <w:tcW w:w="1055" w:type="pct"/>
+            <w:tcW w:w="1109" w:type="pct"/>
           </w:tcPr>
           <w:p>
             <w:pPr>
@@ -1863,6 +1924,76 @@
           </w:p>
           <w:p>
             <w:pPr>
+              <w:numPr>
+                <w:ilvl w:val="0"/>
+                <w:numId w:val="5"/>
+              </w:numPr>
+              <w:tabs>
+                <w:tab w:val="num" w:pos="330"/>
+              </w:tabs>
+              <w:ind w:left="330" w:hanging="220"/>
+              <w:rPr>
+                <w:rFonts w:cs="Arial"/>
+                <w:color w:val="000000"/>
+                <w:szCs w:val="20"/>
+              </w:rPr>
+            </w:pPr>
+            <w:r>
+              <w:rPr>
+                <w:rFonts w:cs="Arial"/>
+                <w:color w:val="000000"/>
+                <w:szCs w:val="20"/>
+              </w:rPr>
+              <w:t xml:space="preserve">Αρχείο </w:t>
+            </w:r>
+            <w:proofErr w:type="spellStart"/>
+            <w:r>
+              <w:rPr>
+                <w:rFonts w:cs="Arial"/>
+                <w:b/>
+                <w:bCs/>
+                <w:color w:val="000000"/>
+                <w:szCs w:val="20"/>
+              </w:rPr>
+              <w:t>Αφόρμιση</w:t>
+            </w:r>
+            <w:proofErr w:type="spellEnd"/>
+            <w:r>
+              <w:rPr>
+                <w:rFonts w:cs="Arial"/>
+                <w:b/>
+                <w:bCs/>
+                <w:color w:val="000000"/>
+                <w:szCs w:val="20"/>
+              </w:rPr>
+              <w:t xml:space="preserve"> - Αλλαγή Ώρας Εκδρομής</w:t>
+            </w:r>
+            <w:r>
+              <w:rPr>
+                <w:rFonts w:cs="Arial"/>
+                <w:b/>
+                <w:bCs/>
+                <w:color w:val="000000"/>
+                <w:szCs w:val="20"/>
+              </w:rPr>
+              <w:t>.</w:t>
+            </w:r>
+            <w:proofErr w:type="spellStart"/>
+            <w:r>
+              <w:rPr>
+                <w:rFonts w:cs="Arial"/>
+                <w:b/>
+                <w:bCs/>
+                <w:color w:val="000000"/>
+                <w:szCs w:val="20"/>
+                <w:lang w:val="en-US"/>
+              </w:rPr>
+              <w:t>erjq</w:t>
+            </w:r>
+            <w:proofErr w:type="spellEnd"/>
+          </w:p>
+          <w:p>
+            <w:pPr>
               <w:ind w:left="330"/>
               <w:rPr>
                 <w:rFonts w:cs="Arial"/>
@@ -1879,7 +2010,7 @@
         </w:trPr>
         <w:tc>
           <w:tcPr>
-            <w:tcW w:w="666" w:type="pct"/>
+            <w:tcW w:w="670" w:type="pct"/>
             <w:vAlign w:val="center"/>
           </w:tcPr>
           <w:p>
@@ -1942,7 +2073,7 @@
         </w:tc>
         <w:tc>
           <w:tcPr>
-            <w:tcW w:w="1718" w:type="pct"/>
+            <w:tcW w:w="1941" w:type="pct"/>
           </w:tcPr>
           <w:p>
             <w:pPr>
@@ -2080,8 +2211,18 @@
                 <w:color w:val="000000"/>
                 <w:szCs w:val="20"/>
               </w:rPr>
-              <w:t>μέσω του NetSupport</w:t>
-            </w:r>
+              <w:t xml:space="preserve">μέσω του </w:t>
+            </w:r>
+            <w:proofErr w:type="spellStart"/>
+            <w:r>
+              <w:rPr>
+                <w:rFonts w:cs="Arial"/>
+                <w:color w:val="000000"/>
+                <w:szCs w:val="20"/>
+              </w:rPr>
+              <w:t>NetSupport</w:t>
+            </w:r>
+            <w:proofErr w:type="spellEnd"/>
             <w:r>
               <w:rPr>
                 <w:rFonts w:cs="Arial"/>
@@ -2257,7 +2398,7 @@
         </w:tc>
         <w:tc>
           <w:tcPr>
-            <w:tcW w:w="678" w:type="pct"/>
+            <w:tcW w:w="363" w:type="pct"/>
             <w:vAlign w:val="center"/>
           </w:tcPr>
           <w:p>
@@ -2280,7 +2421,7 @@
         </w:tc>
         <w:tc>
           <w:tcPr>
-            <w:tcW w:w="883" w:type="pct"/>
+            <w:tcW w:w="917" w:type="pct"/>
             <w:vAlign w:val="center"/>
           </w:tcPr>
           <w:p>
@@ -2343,16 +2484,489 @@
               <w:t>Συζήτηση στην ολομέλεια</w:t>
             </w:r>
           </w:p>
-          <w:p>
-            <w:pPr>
-              <w:pStyle w:val="ListParagraph"/>
-              <w:rPr>
-                <w:rFonts w:cs="Arial"/>
-                <w:color w:val="000000"/>
-                <w:szCs w:val="20"/>
-              </w:rPr>
-            </w:pPr>
-          </w:p>
+        </w:tc>
+        <w:tc>
+          <w:tcPr>
+            <w:tcW w:w="1109" w:type="pct"/>
+            <w:vAlign w:val="center"/>
+          </w:tcPr>
+          <w:p>
+            <w:pPr>
+              <w:numPr>
+                <w:ilvl w:val="0"/>
+                <w:numId w:val="5"/>
+              </w:numPr>
+              <w:tabs>
+                <w:tab w:val="num" w:pos="330"/>
+              </w:tabs>
+              <w:ind w:left="330" w:hanging="220"/>
+              <w:rPr>
+                <w:rFonts w:cs="Arial"/>
+                <w:color w:val="000000"/>
+                <w:szCs w:val="20"/>
+              </w:rPr>
+            </w:pPr>
+            <w:r>
+              <w:rPr>
+                <w:rFonts w:cs="Arial"/>
+                <w:color w:val="000000"/>
+                <w:szCs w:val="20"/>
+              </w:rPr>
+              <w:t>Α</w:t>
+            </w:r>
+            <w:r>
+              <w:rPr>
+                <w:rFonts w:cs="Arial"/>
+                <w:color w:val="000000"/>
+                <w:szCs w:val="20"/>
+              </w:rPr>
+              <w:t>ρχεί</w:t>
+            </w:r>
+            <w:r>
+              <w:rPr>
+                <w:rFonts w:cs="Arial"/>
+                <w:color w:val="000000"/>
+                <w:szCs w:val="20"/>
+              </w:rPr>
+              <w:t xml:space="preserve">ο </w:t>
+            </w:r>
+            <w:r>
+              <w:rPr>
+                <w:rFonts w:cs="Arial"/>
+                <w:color w:val="000000"/>
+                <w:szCs w:val="20"/>
+              </w:rPr>
+              <w:t xml:space="preserve"> </w:t>
+            </w:r>
+            <w:r>
+              <w:rPr>
+                <w:rFonts w:cs="Arial"/>
+                <w:b/>
+                <w:bCs/>
+                <w:color w:val="000000"/>
+                <w:szCs w:val="20"/>
+              </w:rPr>
+              <w:t>A5.2 Μ2 - Διαχείριση Ηλεκτρονικού Ταχυδρομείου</w:t>
+            </w:r>
+            <w:r>
+              <w:rPr>
+                <w:rFonts w:cs="Arial"/>
+                <w:color w:val="000000"/>
+                <w:szCs w:val="20"/>
+              </w:rPr>
+              <w:t xml:space="preserve"> </w:t>
+            </w:r>
+          </w:p>
+          <w:p>
+            <w:pPr>
+              <w:numPr>
+                <w:ilvl w:val="0"/>
+                <w:numId w:val="5"/>
+              </w:numPr>
+              <w:tabs>
+                <w:tab w:val="num" w:pos="330"/>
+              </w:tabs>
+              <w:ind w:left="330" w:hanging="220"/>
+              <w:rPr>
+                <w:rFonts w:cs="Arial"/>
+                <w:color w:val="000000"/>
+                <w:szCs w:val="20"/>
+              </w:rPr>
+            </w:pPr>
+            <w:proofErr w:type="spellStart"/>
+            <w:r>
+              <w:rPr>
+                <w:rFonts w:cs="Arial"/>
+                <w:color w:val="000000"/>
+                <w:szCs w:val="20"/>
+              </w:rPr>
+              <w:t>NetSupport</w:t>
+            </w:r>
+            <w:proofErr w:type="spellEnd"/>
+          </w:p>
+          <w:p>
+            <w:pPr>
+              <w:numPr>
+                <w:ilvl w:val="0"/>
+                <w:numId w:val="5"/>
+              </w:numPr>
+              <w:tabs>
+                <w:tab w:val="num" w:pos="330"/>
+              </w:tabs>
+              <w:ind w:left="330" w:hanging="220"/>
+              <w:rPr>
+                <w:rFonts w:cs="Arial"/>
+                <w:color w:val="000000"/>
+                <w:szCs w:val="20"/>
+              </w:rPr>
+            </w:pPr>
+            <w:r>
+              <w:rPr>
+                <w:rFonts w:cs="Arial"/>
+                <w:szCs w:val="20"/>
+              </w:rPr>
+              <w:t>υπολογιστές</w:t>
+            </w:r>
+          </w:p>
+        </w:tc>
+      </w:tr>
+      <w:tr>
+        <w:trPr>
+          <w:jc w:val="center"/>
+        </w:trPr>
+        <w:tc>
+          <w:tcPr>
+            <w:tcW w:w="670" w:type="pct"/>
+            <w:vAlign w:val="center"/>
+          </w:tcPr>
+          <w:p>
+            <w:pPr>
+              <w:ind w:left="25"/>
+              <w:jc w:val="center"/>
+              <w:rPr>
+                <w:rFonts w:cs="Arial"/>
+                <w:color w:val="000000"/>
+                <w:szCs w:val="20"/>
+                <w:lang w:val="en-US"/>
+              </w:rPr>
+            </w:pPr>
+            <w:r>
+              <w:rPr>
+                <w:rFonts w:cs="Arial"/>
+                <w:color w:val="000000"/>
+                <w:szCs w:val="20"/>
+              </w:rPr>
+              <w:t>Εμπέδωση</w:t>
+            </w:r>
+            <w:r>
+              <w:rPr>
+                <w:rFonts w:cs="Arial"/>
+                <w:color w:val="000000"/>
+                <w:szCs w:val="20"/>
+                <w:lang w:val="en-US"/>
+              </w:rPr>
+              <w:t xml:space="preserve"> 1</w:t>
+            </w:r>
+            <w:r>
+              <w:rPr>
+                <w:rFonts w:cs="Arial"/>
+                <w:color w:val="000000"/>
+                <w:szCs w:val="20"/>
+                <w:lang w:val="en-US"/>
+              </w:rPr>
+              <w:t>3</w:t>
+            </w:r>
+            <w:r>
+              <w:rPr>
+                <w:rFonts w:cs="Arial"/>
+                <w:color w:val="000000"/>
+                <w:szCs w:val="20"/>
+                <w:lang w:val="en-US"/>
+              </w:rPr>
+              <w:t>’</w:t>
+            </w:r>
+          </w:p>
+        </w:tc>
+        <w:tc>
+          <w:tcPr>
+            <w:tcW w:w="1941" w:type="pct"/>
+          </w:tcPr>
+          <w:p>
+            <w:pPr>
+              <w:tabs>
+                <w:tab w:val="num" w:pos="330"/>
+              </w:tabs>
+              <w:ind w:left="330"/>
+              <w:rPr>
+                <w:rFonts w:cs="Arial"/>
+                <w:szCs w:val="20"/>
+              </w:rPr>
+            </w:pPr>
+            <w:r>
+              <w:rPr>
+                <w:rFonts w:cs="Arial"/>
+                <w:szCs w:val="20"/>
+              </w:rPr>
+              <w:t>Ο καθηγητής</w:t>
+            </w:r>
+            <w:r>
+              <w:rPr>
+                <w:rFonts w:cs="Arial"/>
+                <w:szCs w:val="20"/>
+              </w:rPr>
+              <w:t xml:space="preserve"> </w:t>
+            </w:r>
+            <w:r>
+              <w:rPr>
+                <w:rFonts w:cs="Arial"/>
+                <w:szCs w:val="20"/>
+              </w:rPr>
+              <w:t xml:space="preserve">αναμένει μια μικρή σύγχυση μέχρι οι μαθητές να ενωθούν αρχικά στο προσωπικό τους </w:t>
+            </w:r>
+            <w:r>
+              <w:rPr>
+                <w:rFonts w:cs="Arial"/>
+                <w:szCs w:val="20"/>
+                <w:lang w:val="en-US"/>
+              </w:rPr>
+              <w:t>email</w:t>
+            </w:r>
+            <w:r>
+              <w:rPr>
+                <w:rFonts w:cs="Arial"/>
+                <w:szCs w:val="20"/>
+              </w:rPr>
+              <w:t xml:space="preserve"> και υπολογίζει να πάρει περίπου </w:t>
+            </w:r>
+            <w:r>
+              <w:rPr>
+                <w:rFonts w:cs="Arial"/>
+                <w:szCs w:val="20"/>
+              </w:rPr>
+              <w:t>3’</w:t>
+            </w:r>
+            <w:r>
+              <w:rPr>
+                <w:rFonts w:cs="Arial"/>
+                <w:szCs w:val="20"/>
+              </w:rPr>
+              <w:t>.</w:t>
+            </w:r>
+          </w:p>
+          <w:p>
+            <w:pPr>
+              <w:tabs>
+                <w:tab w:val="num" w:pos="330"/>
+              </w:tabs>
+              <w:ind w:left="330"/>
+              <w:rPr>
+                <w:rFonts w:cs="Arial"/>
+                <w:szCs w:val="20"/>
+              </w:rPr>
+            </w:pPr>
+          </w:p>
+          <w:p>
+            <w:pPr>
+              <w:tabs>
+                <w:tab w:val="num" w:pos="330"/>
+              </w:tabs>
+              <w:ind w:left="330"/>
+              <w:rPr>
+                <w:rFonts w:cs="Arial"/>
+                <w:szCs w:val="20"/>
+                <w:lang w:val="en-US"/>
+              </w:rPr>
+            </w:pPr>
+            <w:r>
+              <w:rPr>
+                <w:rFonts w:cs="Arial"/>
+                <w:szCs w:val="20"/>
+              </w:rPr>
+              <w:t xml:space="preserve">Οι μαθητές καλούνται να λύσουν το </w:t>
+            </w:r>
+            <w:r>
+              <w:rPr>
+                <w:rFonts w:cs="Arial"/>
+                <w:b/>
+                <w:bCs/>
+                <w:szCs w:val="20"/>
+              </w:rPr>
+              <w:t>A5.2 Μ2 - Φύλλο Εργασίας.docx</w:t>
+            </w:r>
+          </w:p>
+          <w:p>
+            <w:pPr>
+              <w:tabs>
+                <w:tab w:val="num" w:pos="330"/>
+              </w:tabs>
+              <w:ind w:left="330"/>
+              <w:rPr>
+                <w:rFonts w:cs="Arial"/>
+                <w:color w:val="000000"/>
+                <w:szCs w:val="20"/>
+              </w:rPr>
+            </w:pPr>
+          </w:p>
+          <w:p>
+            <w:pPr>
+              <w:tabs>
+                <w:tab w:val="num" w:pos="330"/>
+              </w:tabs>
+              <w:ind w:left="330"/>
+              <w:rPr>
+                <w:rFonts w:cs="Arial"/>
+                <w:szCs w:val="20"/>
+              </w:rPr>
+            </w:pPr>
+            <w:r>
+              <w:rPr>
+                <w:rFonts w:cs="Arial"/>
+                <w:szCs w:val="20"/>
+              </w:rPr>
+              <w:t xml:space="preserve">Ο </w:t>
+            </w:r>
+            <w:r>
+              <w:rPr>
+                <w:rFonts w:cs="Arial"/>
+                <w:szCs w:val="20"/>
+              </w:rPr>
+              <w:t>καθηγ</w:t>
+            </w:r>
+            <w:r>
+              <w:rPr>
+                <w:rFonts w:cs="Arial"/>
+                <w:szCs w:val="20"/>
+              </w:rPr>
+              <w:t>ητής</w:t>
+            </w:r>
+            <w:r>
+              <w:rPr>
+                <w:rFonts w:cs="Arial"/>
+                <w:szCs w:val="20"/>
+              </w:rPr>
+              <w:t xml:space="preserve"> εποπτεύει, συμβουλεύει και λύνει τις απορίες των μαθητών.</w:t>
+            </w:r>
+          </w:p>
+          <w:p>
+            <w:pPr>
+              <w:tabs>
+                <w:tab w:val="num" w:pos="330"/>
+              </w:tabs>
+              <w:ind w:left="330"/>
+              <w:rPr>
+                <w:rFonts w:cs="Arial"/>
+                <w:color w:val="000000"/>
+                <w:szCs w:val="20"/>
+              </w:rPr>
+            </w:pPr>
+          </w:p>
+          <w:p>
+            <w:pPr>
+              <w:tabs>
+                <w:tab w:val="num" w:pos="330"/>
+              </w:tabs>
+              <w:ind w:left="330"/>
+              <w:rPr>
+                <w:rFonts w:cs="Arial"/>
+                <w:color w:val="000000"/>
+                <w:szCs w:val="20"/>
+              </w:rPr>
+            </w:pPr>
+            <w:r>
+              <w:rPr>
+                <w:rFonts w:cs="Arial"/>
+                <w:color w:val="000000"/>
+                <w:szCs w:val="20"/>
+              </w:rPr>
+              <w:t>Αν κάπ</w:t>
+            </w:r>
+            <w:r>
+              <w:rPr>
+                <w:rFonts w:cs="Arial"/>
+                <w:color w:val="000000"/>
+                <w:szCs w:val="20"/>
+              </w:rPr>
+              <w:t xml:space="preserve">οιος μαθητής τελειώσει νωρίτερα </w:t>
+            </w:r>
+            <w:r>
+              <w:rPr>
+                <w:rFonts w:cs="Arial"/>
+                <w:color w:val="000000"/>
+                <w:szCs w:val="20"/>
+              </w:rPr>
+              <w:t xml:space="preserve">δουλεύει στη </w:t>
+            </w:r>
+            <w:r>
+              <w:rPr>
+                <w:rFonts w:cs="Arial"/>
+                <w:color w:val="000000"/>
+                <w:szCs w:val="20"/>
+              </w:rPr>
+              <w:t>«Άσκηση Πρόκληση»</w:t>
+            </w:r>
+            <w:r>
+              <w:rPr>
+                <w:rFonts w:cs="Arial"/>
+                <w:color w:val="000000"/>
+                <w:szCs w:val="20"/>
+              </w:rPr>
+              <w:t xml:space="preserve"> </w:t>
+            </w:r>
+            <w:r>
+              <w:rPr>
+                <w:rFonts w:cs="Arial"/>
+                <w:color w:val="000000"/>
+                <w:szCs w:val="20"/>
+              </w:rPr>
+              <w:t>του ιδίου φύλλου.</w:t>
+            </w:r>
+          </w:p>
+          <w:p>
+            <w:pPr>
+              <w:tabs>
+                <w:tab w:val="num" w:pos="330"/>
+              </w:tabs>
+              <w:ind w:left="330"/>
+              <w:rPr>
+                <w:rFonts w:cs="Arial"/>
+                <w:color w:val="000000"/>
+                <w:szCs w:val="20"/>
+              </w:rPr>
+            </w:pPr>
+          </w:p>
+        </w:tc>
+        <w:tc>
+          <w:tcPr>
+            <w:tcW w:w="363" w:type="pct"/>
+          </w:tcPr>
+          <w:p>
+            <w:pPr>
+              <w:rPr>
+                <w:rFonts w:cs="Arial"/>
+                <w:color w:val="000000"/>
+                <w:szCs w:val="20"/>
+                <w:lang w:val="en-US"/>
+              </w:rPr>
+            </w:pPr>
+            <w:r>
+              <w:rPr>
+                <w:rFonts w:cs="Arial"/>
+                <w:color w:val="000000"/>
+                <w:szCs w:val="20"/>
+              </w:rPr>
+              <w:t>κ3,κ7</w:t>
+            </w:r>
+          </w:p>
+          <w:p>
+            <w:pPr>
+              <w:rPr>
+                <w:rFonts w:cs="Arial"/>
+                <w:color w:val="000000"/>
+                <w:szCs w:val="20"/>
+              </w:rPr>
+            </w:pPr>
+            <w:r>
+              <w:rPr>
+                <w:rFonts w:cs="Arial"/>
+                <w:color w:val="000000"/>
+                <w:szCs w:val="20"/>
+              </w:rPr>
+              <w:t>α1.1-α1.</w:t>
+            </w:r>
+            <w:r>
+              <w:rPr>
+                <w:rFonts w:cs="Arial"/>
+                <w:color w:val="000000"/>
+                <w:szCs w:val="20"/>
+              </w:rPr>
+              <w:t>2</w:t>
+            </w:r>
+          </w:p>
+        </w:tc>
+        <w:tc>
+          <w:tcPr>
+            <w:tcW w:w="917" w:type="pct"/>
+          </w:tcPr>
           <w:p>
             <w:pPr>
               <w:numPr>
@@ -2376,14 +2990,13 @@
                 <w:color w:val="000000"/>
                 <w:szCs w:val="20"/>
               </w:rPr>
-              <w:t>Κριτική σκέψη</w:t>
+              <w:t>Ατομική εργασία στον υπολογιστή</w:t>
             </w:r>
           </w:p>
         </w:tc>
         <w:tc>
           <w:tcPr>
-            <w:tcW w:w="1055" w:type="pct"/>
-            <w:vAlign w:val="center"/>
+            <w:tcW w:w="1109" w:type="pct"/>
           </w:tcPr>
           <w:p>
             <w:pPr>
@@ -2407,49 +3020,7 @@
                 <w:color w:val="000000"/>
                 <w:szCs w:val="20"/>
               </w:rPr>
-              <w:t>Α</w:t>
-            </w:r>
-            <w:r>
-              <w:rPr>
-                <w:rFonts w:cs="Arial"/>
-                <w:color w:val="000000"/>
-                <w:szCs w:val="20"/>
-              </w:rPr>
-              <w:t>ρχεί</w:t>
-            </w:r>
-            <w:r>
-              <w:rPr>
-                <w:rFonts w:cs="Arial"/>
-                <w:color w:val="000000"/>
-                <w:szCs w:val="20"/>
-              </w:rPr>
-              <w:t xml:space="preserve">ο </w:t>
-            </w:r>
-            <w:r>
-              <w:rPr>
-                <w:rFonts w:cs="Arial"/>
-                <w:color w:val="000000"/>
-                <w:szCs w:val="20"/>
-              </w:rPr>
-              <w:t xml:space="preserve"> </w:t>
-            </w:r>
-            <w:r>
-              <w:rPr>
-                <w:rFonts w:cs="Arial"/>
-                <w:b/>
-                <w:bCs/>
-                <w:color w:val="000000"/>
-                <w:szCs w:val="20"/>
-              </w:rPr>
-              <w:t>A5.2 Μ2 - Διαχείριση Ηλεκτρονικού Ταχυδρομείου</w:t>
-            </w:r>
-            <w:r>
-              <w:rPr>
-                <w:rFonts w:cs="Arial"/>
-                <w:color w:val="000000"/>
-                <w:szCs w:val="20"/>
-              </w:rPr>
-              <w:t xml:space="preserve"> </w:t>
+              <w:t>H/Y μαθητών</w:t>
             </w:r>
           </w:p>
           <w:p>
@@ -2474,31 +3045,16 @@
                 <w:color w:val="000000"/>
                 <w:szCs w:val="20"/>
               </w:rPr>
-              <w:t>NetSupport</w:t>
-            </w:r>
-          </w:p>
-          <w:p>
-            <w:pPr>
-              <w:numPr>
-                <w:ilvl w:val="0"/>
-                <w:numId w:val="5"/>
-              </w:numPr>
-              <w:tabs>
-                <w:tab w:val="num" w:pos="330"/>
-              </w:tabs>
-              <w:ind w:left="330" w:hanging="220"/>
-              <w:rPr>
-                <w:rFonts w:cs="Arial"/>
-                <w:color w:val="000000"/>
-                <w:szCs w:val="20"/>
-              </w:rPr>
-            </w:pPr>
-            <w:r>
-              <w:rPr>
-                <w:rFonts w:cs="Arial"/>
-                <w:szCs w:val="20"/>
-              </w:rPr>
-              <w:t>υπολογιστές</w:t>
+              <w:t xml:space="preserve">Αρχείο </w:t>
+            </w:r>
+            <w:r>
+              <w:rPr>
+                <w:rFonts w:cs="Arial"/>
+                <w:b/>
+                <w:bCs/>
+                <w:szCs w:val="20"/>
+              </w:rPr>
+              <w:t>A5.2 Μ2 - Φύλλο Εργασίας.docx</w:t>
             </w:r>
           </w:p>
         </w:tc>
@@ -2509,7 +3065,7 @@
         </w:trPr>
         <w:tc>
           <w:tcPr>
-            <w:tcW w:w="666" w:type="pct"/>
+            <w:tcW w:w="670" w:type="pct"/>
             <w:vAlign w:val="center"/>
           </w:tcPr>
           <w:p>
@@ -2529,7 +3085,7 @@
                 <w:color w:val="000000"/>
                 <w:szCs w:val="20"/>
               </w:rPr>
-              <w:t>Εμπέδωση</w:t>
+              <w:t>Αξιολόγηση</w:t>
             </w:r>
             <w:r>
               <w:rPr>
@@ -2538,505 +3094,13 @@
                 <w:szCs w:val="20"/>
                 <w:lang w:val="en-US"/>
               </w:rPr>
-              <w:t xml:space="preserve"> 1</w:t>
-            </w:r>
-            <w:r>
-              <w:rPr>
-                <w:rFonts w:cs="Arial"/>
-                <w:color w:val="000000"/>
-                <w:szCs w:val="20"/>
-                <w:lang w:val="en-US"/>
-              </w:rPr>
-              <w:t>3</w:t>
-            </w:r>
-            <w:r>
-              <w:rPr>
-                <w:rFonts w:cs="Arial"/>
-                <w:color w:val="000000"/>
-                <w:szCs w:val="20"/>
-                <w:lang w:val="en-US"/>
-              </w:rPr>
-              <w:t>’</w:t>
+              <w:t xml:space="preserve"> 10’</w:t>
             </w:r>
           </w:p>
         </w:tc>
         <w:tc>
           <w:tcPr>
-            <w:tcW w:w="1718" w:type="pct"/>
-          </w:tcPr>
-          <w:p>
-            <w:pPr>
-              <w:tabs>
-                <w:tab w:val="num" w:pos="330"/>
-              </w:tabs>
-              <w:ind w:left="330"/>
-              <w:rPr>
-                <w:rFonts w:cs="Arial"/>
-                <w:szCs w:val="20"/>
-              </w:rPr>
-            </w:pPr>
-            <w:r>
-              <w:rPr>
-                <w:rFonts w:cs="Arial"/>
-                <w:szCs w:val="20"/>
-              </w:rPr>
-              <w:t>Ο καθηγητής</w:t>
-            </w:r>
-            <w:r>
-              <w:rPr>
-                <w:rFonts w:cs="Arial"/>
-                <w:szCs w:val="20"/>
-              </w:rPr>
-              <w:t xml:space="preserve"> </w:t>
-            </w:r>
-            <w:r>
-              <w:rPr>
-                <w:rFonts w:cs="Arial"/>
-                <w:szCs w:val="20"/>
-              </w:rPr>
-              <w:t xml:space="preserve">αναμένει μια μικρή σύγχυση μέχρι οι μαθητές να ενωθούν αρχικά στο προσωπικό τους </w:t>
-            </w:r>
-            <w:r>
-              <w:rPr>
-                <w:rFonts w:cs="Arial"/>
-                <w:szCs w:val="20"/>
-                <w:lang w:val="en-US"/>
-              </w:rPr>
-              <w:t>email</w:t>
-            </w:r>
-            <w:r>
-              <w:rPr>
-                <w:rFonts w:cs="Arial"/>
-                <w:szCs w:val="20"/>
-              </w:rPr>
-              <w:t xml:space="preserve"> και υπολογίζει να πάρει περίπου </w:t>
-            </w:r>
-            <w:r>
-              <w:rPr>
-                <w:rFonts w:cs="Arial"/>
-                <w:szCs w:val="20"/>
-              </w:rPr>
-              <w:t>3’</w:t>
-            </w:r>
-            <w:r>
-              <w:rPr>
-                <w:rFonts w:cs="Arial"/>
-                <w:szCs w:val="20"/>
-              </w:rPr>
-              <w:t>.</w:t>
-            </w:r>
-          </w:p>
-          <w:p>
-            <w:pPr>
-              <w:tabs>
-                <w:tab w:val="num" w:pos="330"/>
-              </w:tabs>
-              <w:ind w:left="330"/>
-              <w:rPr>
-                <w:rFonts w:cs="Arial"/>
-                <w:szCs w:val="20"/>
-              </w:rPr>
-            </w:pPr>
-          </w:p>
-          <w:p>
-            <w:pPr>
-              <w:tabs>
-                <w:tab w:val="num" w:pos="330"/>
-              </w:tabs>
-              <w:ind w:left="330"/>
-              <w:rPr>
-                <w:rFonts w:cs="Arial"/>
-                <w:b/>
-                <w:bCs/>
-                <w:szCs w:val="20"/>
-              </w:rPr>
-            </w:pPr>
-            <w:r>
-              <w:rPr>
-                <w:rFonts w:cs="Arial"/>
-                <w:szCs w:val="20"/>
-              </w:rPr>
-              <w:t xml:space="preserve">Οι μαθητές καλούνται να λύσουν το </w:t>
-            </w:r>
-            <w:r>
-              <w:rPr>
-                <w:rFonts w:cs="Arial"/>
-                <w:b/>
-                <w:bCs/>
-                <w:szCs w:val="20"/>
-              </w:rPr>
-              <w:t>ΦΥΛΛΟ ΕΡΓΑΣΙΑΣ Α.5.2.Μ2</w:t>
-            </w:r>
-          </w:p>
-          <w:p>
-            <w:pPr>
-              <w:tabs>
-                <w:tab w:val="num" w:pos="330"/>
-              </w:tabs>
-              <w:ind w:left="330"/>
-              <w:rPr>
-                <w:rFonts w:cs="Arial"/>
-                <w:szCs w:val="20"/>
-              </w:rPr>
-            </w:pPr>
-            <w:r>
-              <w:rPr>
-                <w:rFonts w:cs="Arial"/>
-                <w:b/>
-                <w:bCs/>
-                <w:szCs w:val="20"/>
-              </w:rPr>
-              <w:t>Διαχείριση Ηλεκτρονικού Ταχυδρομείου</w:t>
-            </w:r>
-            <w:r>
-              <w:rPr>
-                <w:rFonts w:cs="Arial"/>
-                <w:b/>
-                <w:bCs/>
-                <w:szCs w:val="20"/>
-              </w:rPr>
-              <w:t xml:space="preserve"> </w:t>
-            </w:r>
-            <w:r>
-              <w:rPr>
-                <w:rFonts w:cs="Arial"/>
-                <w:szCs w:val="20"/>
-              </w:rPr>
-              <w:t xml:space="preserve"> </w:t>
-            </w:r>
-            <w:r>
-              <w:rPr>
-                <w:rFonts w:cs="Arial"/>
-                <w:szCs w:val="20"/>
-              </w:rPr>
-              <w:t>και συγκεκριμένα τις ασκήσεις 1</w:t>
-            </w:r>
-            <w:r>
-              <w:rPr>
-                <w:rFonts w:cs="Arial"/>
-                <w:szCs w:val="20"/>
-              </w:rPr>
-              <w:t xml:space="preserve">-10 από τις </w:t>
-            </w:r>
-            <w:r>
-              <w:rPr>
-                <w:rFonts w:cs="Arial"/>
-                <w:b/>
-                <w:bCs/>
-                <w:szCs w:val="20"/>
-              </w:rPr>
-              <w:t>Δραστηριότητες Εμπέδωσης</w:t>
-            </w:r>
-            <w:r>
-              <w:rPr>
-                <w:rFonts w:cs="Arial"/>
-                <w:szCs w:val="20"/>
-              </w:rPr>
-              <w:t xml:space="preserve"> </w:t>
-            </w:r>
-          </w:p>
-          <w:p>
-            <w:pPr>
-              <w:tabs>
-                <w:tab w:val="num" w:pos="330"/>
-              </w:tabs>
-              <w:ind w:left="330"/>
-              <w:rPr>
-                <w:rFonts w:cs="Arial"/>
-                <w:color w:val="000000"/>
-                <w:szCs w:val="20"/>
-              </w:rPr>
-            </w:pPr>
-          </w:p>
-          <w:p>
-            <w:pPr>
-              <w:tabs>
-                <w:tab w:val="num" w:pos="330"/>
-              </w:tabs>
-              <w:ind w:left="330"/>
-              <w:rPr>
-                <w:rFonts w:cs="Arial"/>
-                <w:szCs w:val="20"/>
-              </w:rPr>
-            </w:pPr>
-            <w:r>
-              <w:rPr>
-                <w:rFonts w:cs="Arial"/>
-                <w:szCs w:val="20"/>
-              </w:rPr>
-              <w:t xml:space="preserve">Ο </w:t>
-            </w:r>
-            <w:r>
-              <w:rPr>
-                <w:rFonts w:cs="Arial"/>
-                <w:szCs w:val="20"/>
-              </w:rPr>
-              <w:t>καθηγ</w:t>
-            </w:r>
-            <w:r>
-              <w:rPr>
-                <w:rFonts w:cs="Arial"/>
-                <w:szCs w:val="20"/>
-              </w:rPr>
-              <w:t>ητής</w:t>
-            </w:r>
-            <w:r>
-              <w:rPr>
-                <w:rFonts w:cs="Arial"/>
-                <w:szCs w:val="20"/>
-              </w:rPr>
-              <w:t xml:space="preserve"> εποπτεύει, συμβουλεύει και λύνει τις απορίες των μαθητών.</w:t>
-            </w:r>
-          </w:p>
-          <w:p>
-            <w:pPr>
-              <w:tabs>
-                <w:tab w:val="num" w:pos="330"/>
-              </w:tabs>
-              <w:ind w:left="330"/>
-              <w:rPr>
-                <w:rFonts w:cs="Arial"/>
-                <w:color w:val="000000"/>
-                <w:szCs w:val="20"/>
-              </w:rPr>
-            </w:pPr>
-          </w:p>
-          <w:p>
-            <w:pPr>
-              <w:tabs>
-                <w:tab w:val="num" w:pos="330"/>
-              </w:tabs>
-              <w:ind w:left="330"/>
-              <w:rPr>
-                <w:rFonts w:cs="Arial"/>
-                <w:color w:val="000000"/>
-                <w:szCs w:val="20"/>
-              </w:rPr>
-            </w:pPr>
-            <w:r>
-              <w:rPr>
-                <w:rFonts w:cs="Arial"/>
-                <w:color w:val="000000"/>
-                <w:szCs w:val="20"/>
-              </w:rPr>
-              <w:t>Αν κάπ</w:t>
-            </w:r>
-            <w:r>
-              <w:rPr>
-                <w:rFonts w:cs="Arial"/>
-                <w:color w:val="000000"/>
-                <w:szCs w:val="20"/>
-              </w:rPr>
-              <w:t xml:space="preserve">οιος μαθητής τελειώσει νωρίτερα </w:t>
-            </w:r>
-            <w:r>
-              <w:rPr>
-                <w:rFonts w:cs="Arial"/>
-                <w:color w:val="000000"/>
-                <w:szCs w:val="20"/>
-              </w:rPr>
-              <w:t>δουλεύει στη ά</w:t>
-            </w:r>
-            <w:r>
-              <w:rPr>
-                <w:rFonts w:cs="Arial"/>
-                <w:color w:val="000000"/>
-                <w:szCs w:val="20"/>
-              </w:rPr>
-              <w:t>σκηση 26, σελίδα 137. Είναι θεωρητική και χρειάζεται κατανόηση του μαθήματος.</w:t>
-            </w:r>
-          </w:p>
-          <w:p>
-            <w:pPr>
-              <w:tabs>
-                <w:tab w:val="num" w:pos="330"/>
-              </w:tabs>
-              <w:ind w:left="330"/>
-              <w:rPr>
-                <w:rFonts w:cs="Arial"/>
-                <w:color w:val="000000"/>
-                <w:szCs w:val="20"/>
-              </w:rPr>
-            </w:pPr>
-          </w:p>
-        </w:tc>
-        <w:tc>
-          <w:tcPr>
-            <w:tcW w:w="678" w:type="pct"/>
-          </w:tcPr>
-          <w:p>
-            <w:pPr>
-              <w:rPr>
-                <w:rFonts w:cs="Arial"/>
-                <w:color w:val="000000"/>
-                <w:szCs w:val="20"/>
-                <w:lang w:val="en-US"/>
-              </w:rPr>
-            </w:pPr>
-            <w:r>
-              <w:rPr>
-                <w:rFonts w:cs="Arial"/>
-                <w:color w:val="000000"/>
-                <w:szCs w:val="20"/>
-              </w:rPr>
-              <w:lastRenderedPageBreak/>
-              <w:t>κ3,κ7</w:t>
-            </w:r>
-          </w:p>
-          <w:p>
-            <w:pPr>
-              <w:rPr>
-                <w:rFonts w:cs="Arial"/>
-                <w:color w:val="000000"/>
-                <w:szCs w:val="20"/>
-              </w:rPr>
-            </w:pPr>
-            <w:r>
-              <w:rPr>
-                <w:rFonts w:cs="Arial"/>
-                <w:color w:val="000000"/>
-                <w:szCs w:val="20"/>
-              </w:rPr>
-              <w:t>α1.1-α1.</w:t>
-            </w:r>
-            <w:r>
-              <w:rPr>
-                <w:rFonts w:cs="Arial"/>
-                <w:color w:val="000000"/>
-                <w:szCs w:val="20"/>
-              </w:rPr>
-              <w:t>2</w:t>
-            </w:r>
-          </w:p>
-        </w:tc>
-        <w:tc>
-          <w:tcPr>
-            <w:tcW w:w="883" w:type="pct"/>
-          </w:tcPr>
-          <w:p>
-            <w:pPr>
-              <w:rPr>
-                <w:rFonts w:cs="Arial"/>
-                <w:color w:val="000000"/>
-                <w:szCs w:val="20"/>
-              </w:rPr>
-            </w:pPr>
-            <w:r>
-              <w:rPr>
-                <w:rFonts w:cs="Arial"/>
-                <w:color w:val="000000"/>
-                <w:szCs w:val="20"/>
-              </w:rPr>
-              <w:t>Ατομική εργασία στον υπολογιστή</w:t>
-            </w:r>
-          </w:p>
-        </w:tc>
-        <w:tc>
-          <w:tcPr>
-            <w:tcW w:w="1055" w:type="pct"/>
-          </w:tcPr>
-          <w:p>
-            <w:pPr>
-              <w:numPr>
-                <w:ilvl w:val="0"/>
-                <w:numId w:val="5"/>
-              </w:numPr>
-              <w:tabs>
-                <w:tab w:val="num" w:pos="330"/>
-              </w:tabs>
-              <w:ind w:left="330" w:hanging="220"/>
-              <w:rPr>
-                <w:rFonts w:cs="Arial"/>
-                <w:color w:val="000000"/>
-                <w:szCs w:val="20"/>
-              </w:rPr>
-            </w:pPr>
-            <w:r>
-              <w:rPr>
-                <w:rFonts w:cs="Arial"/>
-                <w:color w:val="000000"/>
-                <w:szCs w:val="20"/>
-              </w:rPr>
-              <w:t>H/Y μαθητών</w:t>
-            </w:r>
-          </w:p>
-          <w:p>
-            <w:pPr>
-              <w:numPr>
-                <w:ilvl w:val="0"/>
-                <w:numId w:val="5"/>
-              </w:numPr>
-              <w:tabs>
-                <w:tab w:val="num" w:pos="330"/>
-              </w:tabs>
-              <w:ind w:left="330" w:hanging="220"/>
-              <w:rPr>
-                <w:rFonts w:cs="Arial"/>
-                <w:color w:val="000000"/>
-                <w:szCs w:val="20"/>
-              </w:rPr>
-            </w:pPr>
-            <w:r>
-              <w:rPr>
-                <w:rFonts w:cs="Arial"/>
-                <w:color w:val="000000"/>
-                <w:szCs w:val="20"/>
-              </w:rPr>
-              <w:t>Φύλλο εργασίας B4.2.Μ6</w:t>
-            </w:r>
-            <w:r>
-              <w:rPr>
-                <w:rFonts w:cs="Arial"/>
-                <w:color w:val="000000"/>
-                <w:szCs w:val="20"/>
-              </w:rPr>
-              <w:t xml:space="preserve"> του βιβλίου</w:t>
-            </w:r>
-          </w:p>
-        </w:tc>
-      </w:tr>
-      <w:tr>
-        <w:trPr>
-          <w:jc w:val="center"/>
-        </w:trPr>
-        <w:tc>
-          <w:tcPr>
-            <w:tcW w:w="666" w:type="pct"/>
-            <w:vAlign w:val="center"/>
-          </w:tcPr>
-          <w:p>
-            <w:pPr>
-              <w:ind w:left="25"/>
-              <w:jc w:val="center"/>
-              <w:rPr>
-                <w:rFonts w:cs="Arial"/>
-                <w:color w:val="000000"/>
-                <w:szCs w:val="20"/>
-                <w:lang w:val="en-US"/>
-              </w:rPr>
-            </w:pPr>
-            <w:r>
-              <w:rPr>
-                <w:rFonts w:cs="Arial"/>
-                <w:color w:val="000000"/>
-                <w:szCs w:val="20"/>
-              </w:rPr>
-              <w:t>Αξιολόγηση</w:t>
-            </w:r>
-            <w:r>
-              <w:rPr>
-                <w:rFonts w:cs="Arial"/>
-                <w:color w:val="000000"/>
-                <w:szCs w:val="20"/>
-                <w:lang w:val="en-US"/>
-              </w:rPr>
-              <w:t xml:space="preserve"> 10’</w:t>
-            </w:r>
-          </w:p>
-        </w:tc>
-        <w:tc>
-          <w:tcPr>
-            <w:tcW w:w="1718" w:type="pct"/>
+            <w:tcW w:w="1941" w:type="pct"/>
           </w:tcPr>
           <w:p>
             <w:pPr>
@@ -3200,6 +3264,7 @@
                 <w:color w:val="000000"/>
                 <w:szCs w:val="20"/>
               </w:rPr>
+              <w:lastRenderedPageBreak/>
               <w:t>με χρήση του</w:t>
             </w:r>
             <w:r>
@@ -3331,7 +3396,7 @@
         </w:tc>
         <w:tc>
           <w:tcPr>
-            <w:tcW w:w="678" w:type="pct"/>
+            <w:tcW w:w="363" w:type="pct"/>
           </w:tcPr>
           <w:p>
             <w:pPr>
@@ -3348,6 +3413,7 @@
                 <w:color w:val="000000"/>
                 <w:szCs w:val="20"/>
               </w:rPr>
+              <w:lastRenderedPageBreak/>
               <w:t>κ7</w:t>
             </w:r>
           </w:p>
@@ -3380,7 +3446,7 @@
         </w:tc>
         <w:tc>
           <w:tcPr>
-            <w:tcW w:w="883" w:type="pct"/>
+            <w:tcW w:w="917" w:type="pct"/>
           </w:tcPr>
           <w:p>
             <w:pPr>
@@ -3441,7 +3507,7 @@
         </w:tc>
         <w:tc>
           <w:tcPr>
-            <w:tcW w:w="1055" w:type="pct"/>
+            <w:tcW w:w="1109" w:type="pct"/>
           </w:tcPr>
           <w:p>
             <w:pPr>
@@ -3465,6 +3531,7 @@
                 <w:color w:val="000000"/>
                 <w:szCs w:val="20"/>
               </w:rPr>
+              <w:lastRenderedPageBreak/>
               <w:t>H/Y μαθητών</w:t>
             </w:r>
           </w:p>
@@ -3545,7 +3612,7 @@
         </w:trPr>
         <w:tc>
           <w:tcPr>
-            <w:tcW w:w="666" w:type="pct"/>
+            <w:tcW w:w="670" w:type="pct"/>
             <w:vAlign w:val="center"/>
           </w:tcPr>
           <w:p>
@@ -3564,6 +3631,7 @@
                 <w:color w:val="000000"/>
                 <w:szCs w:val="20"/>
               </w:rPr>
+              <w:lastRenderedPageBreak/>
               <w:t>Σύνοψη</w:t>
             </w:r>
             <w:r>
@@ -3578,7 +3646,7 @@
         </w:tc>
         <w:tc>
           <w:tcPr>
-            <w:tcW w:w="1718" w:type="pct"/>
+            <w:tcW w:w="1941" w:type="pct"/>
           </w:tcPr>
           <w:p>
             <w:pPr>
@@ -3632,7 +3700,7 @@
         </w:tc>
         <w:tc>
           <w:tcPr>
-            <w:tcW w:w="678" w:type="pct"/>
+            <w:tcW w:w="363" w:type="pct"/>
           </w:tcPr>
           <w:p>
             <w:pPr>
@@ -3680,7 +3748,7 @@
         </w:tc>
         <w:tc>
           <w:tcPr>
-            <w:tcW w:w="883" w:type="pct"/>
+            <w:tcW w:w="917" w:type="pct"/>
           </w:tcPr>
           <w:p>
             <w:pPr>
@@ -3694,7 +3762,7 @@
         </w:tc>
         <w:tc>
           <w:tcPr>
-            <w:tcW w:w="1055" w:type="pct"/>
+            <w:tcW w:w="1109" w:type="pct"/>
           </w:tcPr>
           <w:p>
             <w:pPr>
@@ -3728,15 +3796,7 @@
                 <w:color w:val="000000"/>
                 <w:szCs w:val="20"/>
               </w:rPr>
-              <w:t xml:space="preserve">A5.2 Μ2 - </w:t>
-            </w:r>
-            <w:r>
-              <w:rPr>
-                <w:rFonts w:cs="Arial"/>
-                <w:color w:val="000000"/>
-                <w:szCs w:val="20"/>
-              </w:rPr>
-              <w:t>Ανακεφαλαίωση</w:t>
+              <w:t>Ανακεφαλαίωση.p</w:t>
             </w:r>
             <w:r>
               <w:rPr>
@@ -3746,7 +3806,7 @@
                 <w:color w:val="000000"/>
                 <w:szCs w:val="20"/>
               </w:rPr>
-              <w:t>.pptx</w:t>
+              <w:t>ptx</w:t>
             </w:r>
           </w:p>
         </w:tc>
@@ -3757,7 +3817,7 @@
         </w:trPr>
         <w:tc>
           <w:tcPr>
-            <w:tcW w:w="666" w:type="pct"/>
+            <w:tcW w:w="670" w:type="pct"/>
             <w:vAlign w:val="center"/>
           </w:tcPr>
           <w:p>
@@ -3782,7 +3842,7 @@
         </w:tc>
         <w:tc>
           <w:tcPr>
-            <w:tcW w:w="1718" w:type="pct"/>
+            <w:tcW w:w="1941" w:type="pct"/>
           </w:tcPr>
           <w:p>
             <w:pPr>
@@ -3796,7 +3856,7 @@
         </w:tc>
         <w:tc>
           <w:tcPr>
-            <w:tcW w:w="678" w:type="pct"/>
+            <w:tcW w:w="363" w:type="pct"/>
           </w:tcPr>
           <w:p>
             <w:pPr>
@@ -3810,7 +3870,7 @@
         </w:tc>
         <w:tc>
           <w:tcPr>
-            <w:tcW w:w="883" w:type="pct"/>
+            <w:tcW w:w="917" w:type="pct"/>
           </w:tcPr>
           <w:p>
             <w:pPr>
@@ -3824,7 +3884,7 @@
         </w:tc>
         <w:tc>
           <w:tcPr>
-            <w:tcW w:w="1055" w:type="pct"/>
+            <w:tcW w:w="1109" w:type="pct"/>
           </w:tcPr>
           <w:p>
             <w:pPr>
@@ -7235,7 +7295,6 @@
   <w:style w:type="character" w:default="1" w:styleId="DefaultParagraphFont">
     <w:name w:val="Default Paragraph Font"/>
     <w:uiPriority w:val="1"/>
-    <w:semiHidden/>
     <w:unhideWhenUsed/>
   </w:style>
   <w:style w:type="table" w:default="1" w:styleId="TableNormal">
